--- a/documentation/Rapport_Final_L3SDN.docx
+++ b/documentation/Rapport_Final_L3SDN.docx
@@ -394,6 +394,7 @@
         <w:rPr>
           <w:sz w:val="52"/>
           <w:szCs w:val="52"/>
+          <w:lang w:val="fr-FR"/>
         </w:rPr>
       </w:pPr>
       <w:r>
@@ -401,79 +402,44 @@
           <w:b/>
           <w:sz w:val="56"/>
           <w:szCs w:val="56"/>
-        </w:rPr>
-        <w:t>GUE</w:t>
+          <w:lang w:val="fr-FR"/>
+        </w:rPr>
+        <w:t>GUEHHOUDI YOUNES</w:t>
       </w:r>
       <w:r>
         <w:rPr>
           <w:b/>
           <w:sz w:val="56"/>
           <w:szCs w:val="56"/>
-        </w:rPr>
-        <w:t>H</w:t>
+          <w:lang w:val="fr-FR"/>
+        </w:rPr>
+        <w:br/>
+        <w:t>L</w:t>
       </w:r>
       <w:r>
         <w:rPr>
           <w:b/>
           <w:sz w:val="56"/>
           <w:szCs w:val="56"/>
-        </w:rPr>
-        <w:t>HOUD</w:t>
+          <w:lang w:val="fr-FR"/>
+        </w:rPr>
+        <w:t>3</w:t>
       </w:r>
       <w:r>
         <w:rPr>
           <w:b/>
           <w:sz w:val="56"/>
           <w:szCs w:val="56"/>
-        </w:rPr>
-        <w:t>I</w:t>
+          <w:lang w:val="fr-FR"/>
+        </w:rPr>
+        <w:t xml:space="preserve"> SDN</w:t>
       </w:r>
       <w:r>
         <w:rPr>
           <w:b/>
           <w:sz w:val="56"/>
           <w:szCs w:val="56"/>
-        </w:rPr>
-        <w:t xml:space="preserve"> YO</w:t>
-      </w:r>
-      <w:r>
-        <w:rPr>
-          <w:b/>
-          <w:sz w:val="56"/>
-          <w:szCs w:val="56"/>
-        </w:rPr>
-        <w:t>UNES</w:t>
-      </w:r>
-      <w:r>
-        <w:rPr>
-          <w:b/>
-          <w:sz w:val="56"/>
-          <w:szCs w:val="56"/>
-        </w:rPr>
-        <w:br/>
-        <w:t>L</w:t>
-      </w:r>
-      <w:r>
-        <w:rPr>
-          <w:b/>
-          <w:sz w:val="56"/>
-          <w:szCs w:val="56"/>
-        </w:rPr>
-        <w:t>3</w:t>
-      </w:r>
-      <w:r>
-        <w:rPr>
-          <w:b/>
-          <w:sz w:val="56"/>
-          <w:szCs w:val="56"/>
-        </w:rPr>
-        <w:t xml:space="preserve"> SDN</w:t>
-      </w:r>
-      <w:r>
-        <w:rPr>
-          <w:b/>
-          <w:sz w:val="56"/>
-          <w:szCs w:val="56"/>
+          <w:lang w:val="fr-FR"/>
         </w:rPr>
         <w:t xml:space="preserve"> - EDN - FGES</w:t>
       </w:r>
@@ -482,6 +448,7 @@
           <w:b/>
           <w:sz w:val="52"/>
           <w:szCs w:val="52"/>
+          <w:lang w:val="fr-FR"/>
         </w:rPr>
         <w:br/>
       </w:r>
@@ -489,6 +456,9 @@
     <w:p>
       <w:pPr>
         <w:spacing w:line="276" w:lineRule="auto"/>
+        <w:rPr>
+          <w:lang w:val="fr-FR"/>
+        </w:rPr>
       </w:pPr>
       <w:r>
         <w:rPr>
@@ -719,6 +689,9 @@
         </mc:AlternateContent>
       </w:r>
       <w:r>
+        <w:rPr>
+          <w:lang w:val="fr-FR"/>
+        </w:rPr>
         <w:br w:type="page"/>
       </w:r>
     </w:p>
@@ -2435,6 +2408,52 @@
           <w:szCs w:val="22"/>
           <w:lang w:val="fr-FR"/>
         </w:rPr>
+        <w:t>- T</w:t>
+      </w:r>
+      <w:r>
+        <w:rPr>
+          <w:rFonts w:ascii="Arial" w:eastAsia="Arial" w:hAnsi="Arial" w:cs="Arial"/>
+          <w:sz w:val="22"/>
+          <w:szCs w:val="22"/>
+          <w:lang w:val="fr-FR"/>
+        </w:rPr>
+        <w:t xml:space="preserve"> </w:t>
+      </w:r>
+      <w:r>
+        <w:rPr>
+          <w:rFonts w:ascii="Arial" w:eastAsia="Arial" w:hAnsi="Arial" w:cs="Arial"/>
+          <w:sz w:val="22"/>
+          <w:szCs w:val="22"/>
+          <w:lang w:val="fr-FR"/>
+        </w:rPr>
+        <w:t>raitement des valeurs aberrantes : les valeurs de vitesse_max supérieures à 130 km/h ont été remplacées par la médiane (plafonnement des incohérences de saisie).</w:t>
+      </w:r>
+      <w:r>
+        <w:rPr>
+          <w:rFonts w:ascii="Arial" w:eastAsia="Arial" w:hAnsi="Arial" w:cs="Arial"/>
+          <w:sz w:val="22"/>
+          <w:szCs w:val="22"/>
+          <w:lang w:val="fr-FR"/>
+        </w:rPr>
+        <w:t>.</w:t>
+      </w:r>
+    </w:p>
+    <w:p>
+      <w:pPr>
+        <w:rPr>
+          <w:rFonts w:ascii="Arial" w:eastAsia="Arial" w:hAnsi="Arial" w:cs="Arial"/>
+          <w:sz w:val="22"/>
+          <w:szCs w:val="22"/>
+          <w:lang w:val="fr-FR"/>
+        </w:rPr>
+      </w:pPr>
+      <w:r>
+        <w:rPr>
+          <w:rFonts w:ascii="Arial" w:eastAsia="Arial" w:hAnsi="Arial" w:cs="Arial"/>
+          <w:sz w:val="22"/>
+          <w:szCs w:val="22"/>
+          <w:lang w:val="fr-FR"/>
+        </w:rPr>
         <w:t xml:space="preserve">- </w:t>
       </w:r>
       <w:r>
@@ -2759,8 +2778,13 @@
     </w:p>
     <w:p>
       <w:pPr>
-        <w:pStyle w:val="Titre2"/>
-        <w:rPr>
+        <w:rPr>
+          <w:rFonts w:ascii="Arial" w:eastAsia="Arial" w:hAnsi="Arial" w:cs="Arial"/>
+          <w:b/>
+          <w:bCs/>
+          <w:color w:val="1D3557"/>
+          <w:sz w:val="26"/>
+          <w:szCs w:val="26"/>
           <w:lang w:val="fr-FR"/>
         </w:rPr>
       </w:pPr>
@@ -2773,6 +2797,22 @@
         <w:rPr>
           <w:lang w:val="fr-FR"/>
         </w:rPr>
+        <w:lastRenderedPageBreak/>
+        <w:br w:type="page"/>
+      </w:r>
+    </w:p>
+    <w:p>
+      <w:pPr>
+        <w:pStyle w:val="Titre2"/>
+        <w:rPr>
+          <w:lang w:val="fr-FR"/>
+        </w:rPr>
+      </w:pPr>
+      <w:r>
+        <w:rPr>
+          <w:lang w:val="fr-FR"/>
+        </w:rPr>
+        <w:lastRenderedPageBreak/>
         <w:t>2. Construction des modèles prédictifs</w:t>
       </w:r>
       <w:bookmarkEnd w:id="11"/>
@@ -2817,7 +2857,6 @@
           <w:szCs w:val="22"/>
           <w:lang w:val="fr-FR"/>
         </w:rPr>
-        <w:lastRenderedPageBreak/>
         <w:t>Nous avons choisi quatre algorithmes complémentaires, chacun pris en charge par un membre du groupe :</w:t>
       </w:r>
     </w:p>
@@ -2938,7 +2977,7 @@
           <w:szCs w:val="22"/>
           <w:lang w:val="fr-FR"/>
         </w:rPr>
-        <w:t>classification par les 5 plus proches voisins. Requiert une normalisation des données. Aucune gestion du déséquilibre des classes, ce qui se reflète dans les résultats.</w:t>
+        <w:t>classification par les 80 plus proches voisins (weights=’distance’). Requiert une normalisation des données. L’absence de class_weight sur “Tué” se reflète dans les résultats : Recall quasi nul sur cette classe.</w:t>
       </w:r>
     </w:p>
     <w:p>
@@ -3075,7 +3114,43 @@
           <w:szCs w:val="22"/>
           <w:lang w:val="fr-FR"/>
         </w:rPr>
-        <w:t>Validation croisée 5-fold sur l'ensemble du dataset pour évaluer la robustesse et détecter l'overfitting.</w:t>
+        <w:t>Validation croisée 5-fold sur l</w:t>
+      </w:r>
+      <w:r>
+        <w:rPr>
+          <w:rFonts w:ascii="Arial" w:eastAsia="Arial" w:hAnsi="Arial" w:cs="Arial"/>
+          <w:sz w:val="22"/>
+          <w:szCs w:val="22"/>
+          <w:lang w:val="fr-FR"/>
+        </w:rPr>
+        <w:t>e jeu d’</w:t>
+      </w:r>
+      <w:r>
+        <w:rPr>
+          <w:rFonts w:ascii="Arial" w:eastAsia="Arial" w:hAnsi="Arial" w:cs="Arial"/>
+          <w:sz w:val="22"/>
+          <w:szCs w:val="22"/>
+          <w:lang w:val="fr-FR"/>
+        </w:rPr>
+        <w:t>entrainement</w:t>
+      </w:r>
+      <w:r>
+        <w:rPr>
+          <w:rFonts w:ascii="Arial" w:eastAsia="Arial" w:hAnsi="Arial" w:cs="Arial"/>
+          <w:sz w:val="22"/>
+          <w:szCs w:val="22"/>
+          <w:lang w:val="fr-FR"/>
+        </w:rPr>
+        <w:t xml:space="preserve"> </w:t>
+      </w:r>
+      <w:r>
+        <w:rPr>
+          <w:rFonts w:ascii="Arial" w:eastAsia="Arial" w:hAnsi="Arial" w:cs="Arial"/>
+          <w:sz w:val="22"/>
+          <w:szCs w:val="22"/>
+          <w:lang w:val="fr-FR"/>
+        </w:rPr>
+        <w:t>pour évaluer la robustesse et détecter l'overfitting.</w:t>
       </w:r>
     </w:p>
     <w:p>
@@ -3280,6 +3355,7 @@
                 <w:sz w:val="22"/>
                 <w:szCs w:val="22"/>
               </w:rPr>
+              <w:lastRenderedPageBreak/>
               <w:t>Modèle</w:t>
             </w:r>
           </w:p>
@@ -3645,7 +3721,6 @@
                 <w:sz w:val="22"/>
                 <w:szCs w:val="22"/>
               </w:rPr>
-              <w:lastRenderedPageBreak/>
               <w:t>Decision Tree</w:t>
             </w:r>
           </w:p>
@@ -5036,7 +5111,6 @@
           <w:szCs w:val="22"/>
           <w:lang w:val="fr-FR"/>
         </w:rPr>
-        <w:lastRenderedPageBreak/>
         <w:t xml:space="preserve">L'analyse des feature importances du Random Forest désigne la </w:t>
       </w:r>
       <w:r>
@@ -5130,6 +5204,9 @@
       <w:bookmarkStart w:id="16" w:name="_96l8vi33y1xw" w:colFirst="0" w:colLast="0"/>
       <w:bookmarkEnd w:id="16"/>
       <w:r>
+        <w:rPr>
+          <w:lang w:val="fr-FR"/>
+        </w:rPr>
         <w:br w:type="page"/>
       </w:r>
     </w:p>
@@ -12738,7 +12815,6 @@
   <w:style w:type="character" w:default="1" w:styleId="Policepardfaut">
     <w:name w:val="Default Paragraph Font"/>
     <w:uiPriority w:val="1"/>
-    <w:semiHidden/>
     <w:unhideWhenUsed/>
   </w:style>
   <w:style w:type="table" w:default="1" w:styleId="TableauNormal">
@@ -13600,23 +13676,6 @@
 </file>
 
 <file path=customXml/item1.xml><?xml version="1.0" encoding="utf-8"?>
-<?mso-contentType ?>
-<FormTemplates xmlns="http://schemas.microsoft.com/sharepoint/v3/contenttype/forms">
-  <Display>DocumentLibraryForm</Display>
-  <Edit>DocumentLibraryForm</Edit>
-  <New>DocumentLibraryForm</New>
-</FormTemplates>
-</file>
-
-<file path=customXml/item2.xml><?xml version="1.0" encoding="utf-8"?>
-<p:properties xmlns:p="http://schemas.microsoft.com/office/2006/metadata/properties" xmlns:xsi="http://www.w3.org/2001/XMLSchema-instance" xmlns:pc="http://schemas.microsoft.com/office/infopath/2007/PartnerControls">
-  <documentManagement>
-    <_activity xmlns="be10f73a-f834-45fa-96d2-f25ffdf2daf7" xsi:nil="true"/>
-  </documentManagement>
-</p:properties>
-</file>
-
-<file path=customXml/item3.xml><?xml version="1.0" encoding="utf-8"?>
 <ct:contentTypeSchema xmlns:ct="http://schemas.microsoft.com/office/2006/metadata/contentType" xmlns:ma="http://schemas.microsoft.com/office/2006/metadata/properties/metaAttributes" ct:_="" ma:_="" ma:contentTypeName="Document" ma:contentTypeID="0x01010046D8299B4BB4814ABB22A716C1FDB2E1" ma:contentTypeVersion="6" ma:contentTypeDescription="Create a new document." ma:contentTypeScope="" ma:versionID="04ea31bbc82dc54de86cb61968471028">
   <xsd:schema xmlns:xsd="http://www.w3.org/2001/XMLSchema" xmlns:xs="http://www.w3.org/2001/XMLSchema" xmlns:p="http://schemas.microsoft.com/office/2006/metadata/properties" xmlns:ns3="be10f73a-f834-45fa-96d2-f25ffdf2daf7" targetNamespace="http://schemas.microsoft.com/office/2006/metadata/properties" ma:root="true" ma:fieldsID="70bbb0aebaf109c98b64addce8e61d7b" ns3:_="">
     <xsd:import namespace="be10f73a-f834-45fa-96d2-f25ffdf2daf7"/>
@@ -13772,29 +13831,28 @@
 </ct:contentTypeSchema>
 </file>
 
+<file path=customXml/item2.xml><?xml version="1.0" encoding="utf-8"?>
+<p:properties xmlns:p="http://schemas.microsoft.com/office/2006/metadata/properties" xmlns:xsi="http://www.w3.org/2001/XMLSchema-instance" xmlns:pc="http://schemas.microsoft.com/office/infopath/2007/PartnerControls">
+  <documentManagement>
+    <_activity xmlns="be10f73a-f834-45fa-96d2-f25ffdf2daf7" xsi:nil="true"/>
+  </documentManagement>
+</p:properties>
+</file>
+
+<file path=customXml/item3.xml><?xml version="1.0" encoding="utf-8"?>
+<?mso-contentType ?>
+<FormTemplates xmlns="http://schemas.microsoft.com/sharepoint/v3/contenttype/forms">
+  <Display>DocumentLibraryForm</Display>
+  <Edit>DocumentLibraryForm</Edit>
+  <New>DocumentLibraryForm</New>
+</FormTemplates>
+</file>
+
 <file path=customXml/item4.xml><?xml version="1.0" encoding="utf-8"?>
 <b:Sources xmlns:b="http://schemas.openxmlformats.org/officeDocument/2006/bibliography" xmlns="http://schemas.openxmlformats.org/officeDocument/2006/bibliography" SelectedStyle="\APASixthEditionOfficeOnline.xsl" StyleName="APA" Version="6"/>
 </file>
 
 <file path=customXml/itemProps1.xml><?xml version="1.0" encoding="utf-8"?>
-<ds:datastoreItem xmlns:ds="http://schemas.openxmlformats.org/officeDocument/2006/customXml" ds:itemID="{644C1810-61B2-47D4-B982-E2C12DC3E4D8}">
-  <ds:schemaRefs>
-    <ds:schemaRef ds:uri="http://schemas.microsoft.com/sharepoint/v3/contenttype/forms"/>
-  </ds:schemaRefs>
-</ds:datastoreItem>
-</file>
-
-<file path=customXml/itemProps2.xml><?xml version="1.0" encoding="utf-8"?>
-<ds:datastoreItem xmlns:ds="http://schemas.openxmlformats.org/officeDocument/2006/customXml" ds:itemID="{6D66E950-06EE-4F3A-9234-ABFC9C852D04}">
-  <ds:schemaRefs>
-    <ds:schemaRef ds:uri="http://schemas.microsoft.com/office/2006/metadata/properties"/>
-    <ds:schemaRef ds:uri="http://schemas.microsoft.com/office/infopath/2007/PartnerControls"/>
-    <ds:schemaRef ds:uri="be10f73a-f834-45fa-96d2-f25ffdf2daf7"/>
-  </ds:schemaRefs>
-</ds:datastoreItem>
-</file>
-
-<file path=customXml/itemProps3.xml><?xml version="1.0" encoding="utf-8"?>
 <ds:datastoreItem xmlns:ds="http://schemas.openxmlformats.org/officeDocument/2006/customXml" ds:itemID="{795595EC-8137-4988-88BB-22B110FAC17A}">
   <ds:schemaRefs>
     <ds:schemaRef ds:uri="http://schemas.microsoft.com/office/2006/metadata/contentType"/>
@@ -13812,6 +13870,24 @@
 </ds:datastoreItem>
 </file>
 
+<file path=customXml/itemProps2.xml><?xml version="1.0" encoding="utf-8"?>
+<ds:datastoreItem xmlns:ds="http://schemas.openxmlformats.org/officeDocument/2006/customXml" ds:itemID="{6D66E950-06EE-4F3A-9234-ABFC9C852D04}">
+  <ds:schemaRefs>
+    <ds:schemaRef ds:uri="http://schemas.microsoft.com/office/2006/metadata/properties"/>
+    <ds:schemaRef ds:uri="http://schemas.microsoft.com/office/infopath/2007/PartnerControls"/>
+    <ds:schemaRef ds:uri="be10f73a-f834-45fa-96d2-f25ffdf2daf7"/>
+  </ds:schemaRefs>
+</ds:datastoreItem>
+</file>
+
+<file path=customXml/itemProps3.xml><?xml version="1.0" encoding="utf-8"?>
+<ds:datastoreItem xmlns:ds="http://schemas.openxmlformats.org/officeDocument/2006/customXml" ds:itemID="{644C1810-61B2-47D4-B982-E2C12DC3E4D8}">
+  <ds:schemaRefs>
+    <ds:schemaRef ds:uri="http://schemas.microsoft.com/sharepoint/v3/contenttype/forms"/>
+  </ds:schemaRefs>
+</ds:datastoreItem>
+</file>
+
 <file path=customXml/itemProps4.xml><?xml version="1.0" encoding="utf-8"?>
 <ds:datastoreItem xmlns:ds="http://schemas.openxmlformats.org/officeDocument/2006/customXml" ds:itemID="{51815190-4FB2-47D3-86C3-9D8F82CDCCDD}">
   <ds:schemaRefs>
